--- a/BT/Buoi4/2380600478_VoVanDat.docx
+++ b/BT/Buoi4/2380600478_VoVanDat.docx
@@ -175,7 +175,7 @@
           <w:b/>
           <w:bCs/>
         </w:rPr>
-        <w:t>2: Chú thích source code</w:t>
+        <w:t>Phần 2: Chú thích source code</w:t>
       </w:r>
     </w:p>
     <w:p>
@@ -764,20 +764,21 @@
       <w:pPr>
         <w:pStyle w:val="Normal"/>
         <w:bidi w:val="0"/>
-        <w:spacing w:lineRule="auto" w:line="240"/>
-        <w:ind w:hanging="0" w:start="0" w:end="0"/>
-        <w:jc w:val="start"/>
-        <w:rPr>
-          <w:b/>
-          <w:bCs/>
-        </w:rPr>
-      </w:pPr>
-      <w:r>
-        <w:rPr>
-          <w:b/>
-          <w:bCs/>
-        </w:rPr>
-        <w:t>http://</w:t>
+        <w:rPr/>
+      </w:pPr>
+      <w:r>
+        <w:rPr/>
+        <w:t xml:space="preserve">https://github.com/Daz-Vo/LapTrinh_Mobile/blob/main/BT/Buoi4/lib/main.dart </w:t>
+      </w:r>
+    </w:p>
+    <w:p>
+      <w:pPr>
+        <w:pStyle w:val="Normal"/>
+        <w:bidi w:val="0"/>
+        <w:rPr/>
+      </w:pPr>
+      <w:r>
+        <w:rPr/>
       </w:r>
     </w:p>
     <w:p>
@@ -31680,6 +31681,7 @@
     <w:lvl w:ilvl="1">
       <w:start w:val="1"/>
       <w:numFmt w:val="none"/>
+      <w:pStyle w:val="Heading2"/>
       <w:suff w:val="nothing"/>
       <w:lvlText w:val=""/>
       <w:lvlJc w:val="start"/>
@@ -31693,6 +31695,7 @@
     <w:lvl w:ilvl="2">
       <w:start w:val="1"/>
       <w:numFmt w:val="none"/>
+      <w:pStyle w:val="Heading3"/>
       <w:suff w:val="nothing"/>
       <w:lvlText w:val=""/>
       <w:lvlJc w:val="start"/>
@@ -32243,6 +32246,38 @@
       <w:sz w:val="24"/>
       <w:szCs w:val="24"/>
       <w:lang w:val="en-US" w:eastAsia="zh-CN" w:bidi="hi-IN"/>
+    </w:rPr>
+  </w:style>
+  <w:style w:type="paragraph" w:styleId="Heading2">
+    <w:name w:val="heading 2"/>
+    <w:basedOn w:val="Heading"/>
+    <w:next w:val="BodyText"/>
+    <w:pPr>
+      <w:spacing w:before="200" w:after="120"/>
+      <w:outlineLvl w:val="1"/>
+    </w:pPr>
+    <w:rPr>
+      <w:rFonts w:ascii="Liberation Serif" w:hAnsi="Liberation Serif" w:eastAsia="Noto Serif CJK SC" w:cs="Noto Sans Devanagari"/>
+      <w:b/>
+      <w:bCs/>
+      <w:sz w:val="36"/>
+      <w:szCs w:val="36"/>
+    </w:rPr>
+  </w:style>
+  <w:style w:type="paragraph" w:styleId="Heading3">
+    <w:name w:val="heading 3"/>
+    <w:basedOn w:val="Heading"/>
+    <w:next w:val="BodyText"/>
+    <w:pPr>
+      <w:spacing w:before="140" w:after="120"/>
+      <w:outlineLvl w:val="2"/>
+    </w:pPr>
+    <w:rPr>
+      <w:rFonts w:ascii="Liberation Serif" w:hAnsi="Liberation Serif" w:eastAsia="Noto Serif CJK SC" w:cs="Noto Sans Devanagari"/>
+      <w:b/>
+      <w:bCs/>
+      <w:sz w:val="28"/>
+      <w:szCs w:val="28"/>
     </w:rPr>
   </w:style>
   <w:style w:type="character" w:styleId="NumberingSymbols">
